--- a/IGAS-IR/02_Электроника/МЦТР.000031.00.000 ПМИ.docx
+++ b/IGAS-IR/02_Электроника/МЦТР.000031.00.000 ПМИ.docx
@@ -14,6 +14,8 @@
           <w:lang w:val="ru-RU"/>
         </w:rPr>
       </w:pPr>
+      <w:bookmarkStart w:id="0" w:name="_GoBack"/>
+      <w:bookmarkEnd w:id="0"/>
       <w:r>
         <w:rPr>
           <w:rStyle w:val="afff9"/>
@@ -1245,7 +1247,23 @@
                 <w:color w:val="000000" w:themeColor="text1"/>
                 <w:lang w:val="ru-RU"/>
               </w:rPr>
-              <w:t>Проверить внешний вид платы/панели (чистота, отсутствие механических повреждений)</w:t>
+              <w:t xml:space="preserve">Проверить </w:t>
+            </w:r>
+            <w:r>
+              <w:rPr>
+                <w:rFonts w:ascii="Proxima Nova Lt" w:hAnsi="Proxima Nova Lt"/>
+                <w:color w:val="000000" w:themeColor="text1"/>
+                <w:lang w:val="ru-RU"/>
+              </w:rPr>
+              <w:t xml:space="preserve">визуально </w:t>
+            </w:r>
+            <w:r>
+              <w:rPr>
+                <w:rFonts w:ascii="Proxima Nova Lt" w:hAnsi="Proxima Nova Lt"/>
+                <w:color w:val="000000" w:themeColor="text1"/>
+                <w:lang w:val="ru-RU"/>
+              </w:rPr>
+              <w:t>внешний вид платы/панели (чистота, отсутствие механических повреждений)</w:t>
             </w:r>
           </w:p>
         </w:tc>
@@ -1319,6 +1337,11 @@
                   <w14:uncheckedState w14:val="2610" w14:font="MS Gothic"/>
                 </w14:checkbox>
               </w:sdtPr>
+              <w:sdtEndPr>
+                <w:rPr>
+                  <w:rStyle w:val="afff9"/>
+                </w:rPr>
+              </w:sdtEndPr>
               <w:sdtContent>
                 <w:r>
                   <w:rPr>
@@ -1455,6 +1478,11 @@
                   <w14:uncheckedState w14:val="2610" w14:font="MS Gothic"/>
                 </w14:checkbox>
               </w:sdtPr>
+              <w:sdtEndPr>
+                <w:rPr>
+                  <w:rStyle w:val="afff9"/>
+                </w:rPr>
+              </w:sdtEndPr>
               <w:sdtContent>
                 <w:r>
                   <w:rPr>
@@ -1502,7 +1530,7 @@
                 <w:color w:val="000000" w:themeColor="text1"/>
                 <w:lang w:val="ru-RU"/>
               </w:rPr>
-              <w:t xml:space="preserve">Подключить требуемые </w:t>
+              <w:t xml:space="preserve">Подключить </w:t>
             </w:r>
             <w:proofErr w:type="spellStart"/>
             <w:r>
@@ -1520,7 +1548,15 @@
                 <w:color w:val="000000" w:themeColor="text1"/>
                 <w:lang w:val="ru-RU"/>
               </w:rPr>
-              <w:t xml:space="preserve"> шлейфы для запуска панели (штатная конфигурация)</w:t>
+              <w:t xml:space="preserve"> шлейфы </w:t>
+            </w:r>
+            <w:r>
+              <w:rPr>
+                <w:rFonts w:ascii="Proxima Nova Lt" w:hAnsi="Proxima Nova Lt"/>
+                <w:color w:val="000000" w:themeColor="text1"/>
+                <w:lang w:val="ru-RU"/>
+              </w:rPr>
+              <w:t>нагревателя и платы первичной обработки сигнала</w:t>
             </w:r>
           </w:p>
         </w:tc>
@@ -1549,40 +1585,9 @@
               <w:rPr>
                 <w:rFonts w:ascii="Proxima Nova Lt" w:hAnsi="Proxima Nova Lt"/>
                 <w:color w:val="000000" w:themeColor="text1"/>
+                <w:lang w:val="ru-RU"/>
               </w:rPr>
             </w:pPr>
-            <w:proofErr w:type="spellStart"/>
-            <w:r>
-              <w:rPr>
-                <w:rFonts w:ascii="Proxima Nova Lt" w:hAnsi="Proxima Nova Lt"/>
-                <w:color w:val="000000" w:themeColor="text1"/>
-              </w:rPr>
-              <w:t>Перечень</w:t>
-            </w:r>
-            <w:proofErr w:type="spellEnd"/>
-            <w:r>
-              <w:rPr>
-                <w:rFonts w:ascii="Proxima Nova Lt" w:hAnsi="Proxima Nova Lt"/>
-                <w:color w:val="000000" w:themeColor="text1"/>
-              </w:rPr>
-              <w:t xml:space="preserve"> </w:t>
-            </w:r>
-            <w:proofErr w:type="spellStart"/>
-            <w:r>
-              <w:rPr>
-                <w:rFonts w:ascii="Proxima Nova Lt" w:hAnsi="Proxima Nova Lt"/>
-                <w:color w:val="000000" w:themeColor="text1"/>
-              </w:rPr>
-              <w:t>шлейфов</w:t>
-            </w:r>
-            <w:proofErr w:type="spellEnd"/>
-            <w:r>
-              <w:rPr>
-                <w:rFonts w:ascii="Proxima Nova Lt" w:hAnsi="Proxima Nova Lt"/>
-                <w:color w:val="000000" w:themeColor="text1"/>
-              </w:rPr>
-              <w:t>: ________</w:t>
-            </w:r>
           </w:p>
         </w:tc>
         <w:tc>
@@ -1626,6 +1631,11 @@
                   <w14:uncheckedState w14:val="2610" w14:font="MS Gothic"/>
                 </w14:checkbox>
               </w:sdtPr>
+              <w:sdtEndPr>
+                <w:rPr>
+                  <w:rStyle w:val="afff9"/>
+                </w:rPr>
+              </w:sdtEndPr>
               <w:sdtContent>
                 <w:r>
                   <w:rPr>
@@ -1769,6 +1779,11 @@
                   <w14:uncheckedState w14:val="2610" w14:font="MS Gothic"/>
                 </w14:checkbox>
               </w:sdtPr>
+              <w:sdtEndPr>
+                <w:rPr>
+                  <w:rStyle w:val="afff9"/>
+                </w:rPr>
+              </w:sdtEndPr>
               <w:sdtContent>
                 <w:r>
                   <w:rPr>
@@ -1878,14 +1893,16 @@
               <w:rPr>
                 <w:rFonts w:ascii="Proxima Nova Lt" w:hAnsi="Proxima Nova Lt"/>
                 <w:color w:val="000000" w:themeColor="text1"/>
+                <w:lang w:val="ru-RU"/>
               </w:rPr>
             </w:pPr>
             <w:r>
               <w:rPr>
                 <w:rFonts w:ascii="Proxima Nova Lt" w:hAnsi="Proxima Nova Lt"/>
                 <w:color w:val="000000" w:themeColor="text1"/>
-              </w:rPr>
-              <w:t>I_LIMIT: ________</w:t>
+                <w:lang w:val="ru-RU"/>
+              </w:rPr>
+              <w:t>Не более 200 мА</w:t>
             </w:r>
           </w:p>
         </w:tc>
@@ -1930,6 +1947,168 @@
                   <w14:uncheckedState w14:val="2610" w14:font="MS Gothic"/>
                 </w14:checkbox>
               </w:sdtPr>
+              <w:sdtEndPr>
+                <w:rPr>
+                  <w:rStyle w:val="afff9"/>
+                </w:rPr>
+              </w:sdtEndPr>
+              <w:sdtContent>
+                <w:r>
+                  <w:rPr>
+                    <w:rStyle w:val="afff9"/>
+                    <w:rFonts w:ascii="Proxima Nova Lt" w:eastAsia="MS Gothic" w:hAnsi="Proxima Nova Lt"/>
+                  </w:rPr>
+                  <w:t>☐</w:t>
+                </w:r>
+              </w:sdtContent>
+            </w:sdt>
+          </w:p>
+        </w:tc>
+      </w:tr>
+      <w:tr>
+        <w:tc>
+          <w:tcPr>
+            <w:tcW w:w="4918" w:type="dxa"/>
+            <w:tcBorders>
+              <w:top w:val="single" w:sz="4" w:space="0" w:color="auto"/>
+              <w:left w:val="single" w:sz="4" w:space="0" w:color="auto"/>
+              <w:bottom w:val="single" w:sz="4" w:space="0" w:color="auto"/>
+              <w:right w:val="single" w:sz="4" w:space="0" w:color="auto"/>
+            </w:tcBorders>
+            <w:tcMar>
+              <w:top w:w="90" w:type="dxa"/>
+              <w:left w:w="195" w:type="dxa"/>
+              <w:bottom w:w="90" w:type="dxa"/>
+              <w:right w:w="195" w:type="dxa"/>
+            </w:tcMar>
+            <w:vAlign w:val="center"/>
+          </w:tcPr>
+          <w:p>
+            <w:pPr>
+              <w:ind w:left="74"/>
+              <w:rPr>
+                <w:rFonts w:ascii="Proxima Nova Lt" w:hAnsi="Proxima Nova Lt"/>
+                <w:color w:val="000000" w:themeColor="text1"/>
+                <w:lang w:val="ru-RU"/>
+              </w:rPr>
+            </w:pPr>
+            <w:r>
+              <w:rPr>
+                <w:rFonts w:ascii="Proxima Nova Lt" w:hAnsi="Proxima Nova Lt"/>
+                <w:color w:val="000000" w:themeColor="text1"/>
+                <w:lang w:val="ru-RU"/>
+              </w:rPr>
+              <w:t xml:space="preserve">Подключить </w:t>
+            </w:r>
+            <w:proofErr w:type="spellStart"/>
+            <w:r>
+              <w:rPr>
+                <w:rFonts w:ascii="Proxima Nova Lt" w:hAnsi="Proxima Nova Lt"/>
+                <w:color w:val="000000" w:themeColor="text1"/>
+              </w:rPr>
+              <w:t>USBasp</w:t>
+            </w:r>
+            <w:proofErr w:type="spellEnd"/>
+            <w:r>
+              <w:rPr>
+                <w:rFonts w:ascii="Proxima Nova Lt" w:hAnsi="Proxima Nova Lt"/>
+                <w:color w:val="000000" w:themeColor="text1"/>
+                <w:lang w:val="ru-RU"/>
+              </w:rPr>
+              <w:t xml:space="preserve"> (</w:t>
+            </w:r>
+            <w:r>
+              <w:rPr>
+                <w:rFonts w:ascii="Proxima Nova Lt" w:hAnsi="Proxima Nova Lt"/>
+                <w:color w:val="000000" w:themeColor="text1"/>
+              </w:rPr>
+              <w:t>ISP</w:t>
+            </w:r>
+            <w:r>
+              <w:rPr>
+                <w:rFonts w:ascii="Proxima Nova Lt" w:hAnsi="Proxima Nova Lt"/>
+                <w:color w:val="000000" w:themeColor="text1"/>
+                <w:lang w:val="ru-RU"/>
+              </w:rPr>
+              <w:t>) к разъёму программирования</w:t>
+            </w:r>
+          </w:p>
+        </w:tc>
+        <w:tc>
+          <w:tcPr>
+            <w:tcW w:w="2187" w:type="dxa"/>
+            <w:tcBorders>
+              <w:top w:val="single" w:sz="4" w:space="0" w:color="auto"/>
+              <w:left w:val="single" w:sz="4" w:space="0" w:color="auto"/>
+              <w:bottom w:val="single" w:sz="4" w:space="0" w:color="auto"/>
+              <w:right w:val="single" w:sz="4" w:space="0" w:color="auto"/>
+            </w:tcBorders>
+            <w:tcMar>
+              <w:top w:w="90" w:type="dxa"/>
+              <w:left w:w="195" w:type="dxa"/>
+              <w:bottom w:w="90" w:type="dxa"/>
+              <w:right w:w="195" w:type="dxa"/>
+            </w:tcMar>
+            <w:vAlign w:val="center"/>
+          </w:tcPr>
+          <w:p>
+            <w:pPr>
+              <w:ind w:left="104"/>
+              <w:jc w:val="center"/>
+              <w:rPr>
+                <w:rFonts w:ascii="Proxima Nova Lt" w:hAnsi="Proxima Nova Lt"/>
+                <w:color w:val="000000" w:themeColor="text1"/>
+                <w:lang w:val="ru-RU"/>
+              </w:rPr>
+            </w:pPr>
+          </w:p>
+        </w:tc>
+        <w:tc>
+          <w:tcPr>
+            <w:tcW w:w="2520" w:type="dxa"/>
+            <w:tcBorders>
+              <w:top w:val="single" w:sz="4" w:space="0" w:color="auto"/>
+              <w:left w:val="single" w:sz="4" w:space="0" w:color="auto"/>
+              <w:bottom w:val="single" w:sz="4" w:space="0" w:color="auto"/>
+              <w:right w:val="single" w:sz="4" w:space="0" w:color="auto"/>
+            </w:tcBorders>
+            <w:tcMar>
+              <w:top w:w="90" w:type="dxa"/>
+              <w:left w:w="195" w:type="dxa"/>
+              <w:bottom w:w="90" w:type="dxa"/>
+              <w:right w:w="195" w:type="dxa"/>
+            </w:tcMar>
+            <w:hideMark/>
+          </w:tcPr>
+          <w:p>
+            <w:pPr>
+              <w:jc w:val="center"/>
+              <w:rPr>
+                <w:rFonts w:ascii="Proxima Nova Lt" w:hAnsi="Proxima Nova Lt"/>
+              </w:rPr>
+            </w:pPr>
+            <w:sdt>
+              <w:sdtPr>
+                <w:rPr>
+                  <w:rStyle w:val="afff9"/>
+                  <w:rFonts w:ascii="Proxima Nova Lt" w:hAnsi="Proxima Nova Lt"/>
+                </w:rPr>
+                <w:alias w:val="Чекбокс"/>
+                <w:tag w:val="Чекбокс"/>
+                <w:id w:val="1321773392"/>
+                <w15:color w:val="008000"/>
+                <w15:appearance w15:val="hidden"/>
+                <w14:checkbox>
+                  <w14:checked w14:val="0"/>
+                  <w14:checkedState w14:val="221A" w14:font="Times New Roman"/>
+                  <w14:uncheckedState w14:val="2610" w14:font="MS Gothic"/>
+                </w14:checkbox>
+              </w:sdtPr>
+              <w:sdtEndPr>
+                <w:rPr>
+                  <w:rStyle w:val="afff9"/>
+                </w:rPr>
+              </w:sdtEndPr>
               <w:sdtContent>
                 <w:r>
                   <w:rPr>
@@ -1977,7 +2156,37 @@
                 <w:color w:val="000000" w:themeColor="text1"/>
                 <w:lang w:val="ru-RU"/>
               </w:rPr>
-              <w:t>Подключить питание к панели (без включения выхода источника)</w:t>
+              <w:t xml:space="preserve">Подключить </w:t>
+            </w:r>
+            <w:r>
+              <w:rPr>
+                <w:rFonts w:ascii="Proxima Nova Lt" w:hAnsi="Proxima Nova Lt"/>
+                <w:color w:val="000000" w:themeColor="text1"/>
+              </w:rPr>
+              <w:t>RS</w:t>
+            </w:r>
+            <w:r>
+              <w:rPr>
+                <w:rFonts w:ascii="Proxima Nova Lt" w:hAnsi="Proxima Nova Lt"/>
+                <w:color w:val="000000" w:themeColor="text1"/>
+                <w:lang w:val="ru-RU"/>
+              </w:rPr>
+              <w:t>-485 интерфейс (для последующей прошивки/</w:t>
+            </w:r>
+            <w:r>
+              <w:rPr>
+                <w:rFonts w:ascii="Proxima Nova Lt" w:hAnsi="Proxima Nova Lt"/>
+                <w:color w:val="000000" w:themeColor="text1"/>
+              </w:rPr>
+              <w:t>Modbus</w:t>
+            </w:r>
+            <w:r>
+              <w:rPr>
+                <w:rFonts w:ascii="Proxima Nova Lt" w:hAnsi="Proxima Nova Lt"/>
+                <w:color w:val="000000" w:themeColor="text1"/>
+                <w:lang w:val="ru-RU"/>
+              </w:rPr>
+              <w:t>-проверки)</w:t>
             </w:r>
           </w:p>
         </w:tc>
@@ -1997,167 +2206,6 @@
               <w:right w:w="195" w:type="dxa"/>
             </w:tcMar>
             <w:vAlign w:val="center"/>
-            <w:hideMark/>
-          </w:tcPr>
-          <w:p>
-            <w:pPr>
-              <w:ind w:left="104"/>
-              <w:jc w:val="center"/>
-              <w:rPr>
-                <w:rFonts w:ascii="Proxima Nova Lt" w:hAnsi="Proxima Nova Lt"/>
-                <w:color w:val="000000" w:themeColor="text1"/>
-              </w:rPr>
-            </w:pPr>
-            <w:r>
-              <w:rPr>
-                <w:rFonts w:ascii="Proxima Nova Lt" w:hAnsi="Proxima Nova Lt"/>
-                <w:color w:val="000000" w:themeColor="text1"/>
-              </w:rPr>
-              <w:t>VIN: 24 V</w:t>
-            </w:r>
-          </w:p>
-        </w:tc>
-        <w:tc>
-          <w:tcPr>
-            <w:tcW w:w="2520" w:type="dxa"/>
-            <w:tcBorders>
-              <w:top w:val="single" w:sz="4" w:space="0" w:color="auto"/>
-              <w:left w:val="single" w:sz="4" w:space="0" w:color="auto"/>
-              <w:bottom w:val="single" w:sz="4" w:space="0" w:color="auto"/>
-              <w:right w:val="single" w:sz="4" w:space="0" w:color="auto"/>
-            </w:tcBorders>
-            <w:tcMar>
-              <w:top w:w="90" w:type="dxa"/>
-              <w:left w:w="195" w:type="dxa"/>
-              <w:bottom w:w="90" w:type="dxa"/>
-              <w:right w:w="195" w:type="dxa"/>
-            </w:tcMar>
-            <w:hideMark/>
-          </w:tcPr>
-          <w:p>
-            <w:pPr>
-              <w:jc w:val="center"/>
-              <w:rPr>
-                <w:rFonts w:ascii="Proxima Nova Lt" w:hAnsi="Proxima Nova Lt"/>
-              </w:rPr>
-            </w:pPr>
-            <w:sdt>
-              <w:sdtPr>
-                <w:rPr>
-                  <w:rStyle w:val="afff9"/>
-                  <w:rFonts w:ascii="Proxima Nova Lt" w:hAnsi="Proxima Nova Lt"/>
-                </w:rPr>
-                <w:alias w:val="Чекбокс"/>
-                <w:tag w:val="Чекбокс"/>
-                <w:id w:val="1321773392"/>
-                <w15:color w:val="008000"/>
-                <w15:appearance w15:val="hidden"/>
-                <w14:checkbox>
-                  <w14:checked w14:val="0"/>
-                  <w14:checkedState w14:val="221A" w14:font="Times New Roman"/>
-                  <w14:uncheckedState w14:val="2610" w14:font="MS Gothic"/>
-                </w14:checkbox>
-              </w:sdtPr>
-              <w:sdtContent>
-                <w:r>
-                  <w:rPr>
-                    <w:rStyle w:val="afff9"/>
-                    <w:rFonts w:ascii="Proxima Nova Lt" w:eastAsia="MS Gothic" w:hAnsi="Proxima Nova Lt"/>
-                  </w:rPr>
-                  <w:t>☐</w:t>
-                </w:r>
-              </w:sdtContent>
-            </w:sdt>
-          </w:p>
-        </w:tc>
-      </w:tr>
-      <w:tr>
-        <w:tc>
-          <w:tcPr>
-            <w:tcW w:w="4918" w:type="dxa"/>
-            <w:tcBorders>
-              <w:top w:val="single" w:sz="4" w:space="0" w:color="auto"/>
-              <w:left w:val="single" w:sz="4" w:space="0" w:color="auto"/>
-              <w:bottom w:val="single" w:sz="4" w:space="0" w:color="auto"/>
-              <w:right w:val="single" w:sz="4" w:space="0" w:color="auto"/>
-            </w:tcBorders>
-            <w:tcMar>
-              <w:top w:w="90" w:type="dxa"/>
-              <w:left w:w="195" w:type="dxa"/>
-              <w:bottom w:w="90" w:type="dxa"/>
-              <w:right w:w="195" w:type="dxa"/>
-            </w:tcMar>
-            <w:vAlign w:val="center"/>
-            <w:hideMark/>
-          </w:tcPr>
-          <w:p>
-            <w:pPr>
-              <w:ind w:left="74"/>
-              <w:rPr>
-                <w:rFonts w:ascii="Proxima Nova Lt" w:hAnsi="Proxima Nova Lt"/>
-                <w:color w:val="000000" w:themeColor="text1"/>
-                <w:lang w:val="ru-RU"/>
-              </w:rPr>
-            </w:pPr>
-            <w:r>
-              <w:rPr>
-                <w:rFonts w:ascii="Proxima Nova Lt" w:hAnsi="Proxima Nova Lt"/>
-                <w:color w:val="000000" w:themeColor="text1"/>
-                <w:lang w:val="ru-RU"/>
-              </w:rPr>
-              <w:t xml:space="preserve">Подключить </w:t>
-            </w:r>
-            <w:proofErr w:type="spellStart"/>
-            <w:r>
-              <w:rPr>
-                <w:rFonts w:ascii="Proxima Nova Lt" w:hAnsi="Proxima Nova Lt"/>
-                <w:color w:val="000000" w:themeColor="text1"/>
-              </w:rPr>
-              <w:t>USBasp</w:t>
-            </w:r>
-            <w:proofErr w:type="spellEnd"/>
-            <w:r>
-              <w:rPr>
-                <w:rFonts w:ascii="Proxima Nova Lt" w:hAnsi="Proxima Nova Lt"/>
-                <w:color w:val="000000" w:themeColor="text1"/>
-                <w:lang w:val="ru-RU"/>
-              </w:rPr>
-              <w:t xml:space="preserve"> (</w:t>
-            </w:r>
-            <w:r>
-              <w:rPr>
-                <w:rFonts w:ascii="Proxima Nova Lt" w:hAnsi="Proxima Nova Lt"/>
-                <w:color w:val="000000" w:themeColor="text1"/>
-              </w:rPr>
-              <w:t>ISP</w:t>
-            </w:r>
-            <w:r>
-              <w:rPr>
-                <w:rFonts w:ascii="Proxima Nova Lt" w:hAnsi="Proxima Nova Lt"/>
-                <w:color w:val="000000" w:themeColor="text1"/>
-                <w:lang w:val="ru-RU"/>
-              </w:rPr>
-              <w:t>) к разъёму программирования</w:t>
-            </w:r>
-          </w:p>
-        </w:tc>
-        <w:tc>
-          <w:tcPr>
-            <w:tcW w:w="2187" w:type="dxa"/>
-            <w:tcBorders>
-              <w:top w:val="single" w:sz="4" w:space="0" w:color="auto"/>
-              <w:left w:val="single" w:sz="4" w:space="0" w:color="auto"/>
-              <w:bottom w:val="single" w:sz="4" w:space="0" w:color="auto"/>
-              <w:right w:val="single" w:sz="4" w:space="0" w:color="auto"/>
-            </w:tcBorders>
-            <w:tcMar>
-              <w:top w:w="90" w:type="dxa"/>
-              <w:left w:w="195" w:type="dxa"/>
-              <w:bottom w:w="90" w:type="dxa"/>
-              <w:right w:w="195" w:type="dxa"/>
-            </w:tcMar>
-            <w:vAlign w:val="center"/>
-            <w:hideMark/>
           </w:tcPr>
           <w:p>
             <w:pPr>
@@ -2242,7 +2290,6 @@
               <w:right w:w="195" w:type="dxa"/>
             </w:tcMar>
             <w:vAlign w:val="center"/>
-            <w:hideMark/>
           </w:tcPr>
           <w:p>
             <w:pPr>
@@ -2259,14 +2306,7 @@
                 <w:color w:val="000000" w:themeColor="text1"/>
                 <w:lang w:val="ru-RU"/>
               </w:rPr>
-              <w:t xml:space="preserve">Подключить </w:t>
-            </w:r>
-            <w:r>
-              <w:rPr>
-                <w:rFonts w:ascii="Proxima Nova Lt" w:hAnsi="Proxima Nova Lt"/>
-                <w:color w:val="000000" w:themeColor="text1"/>
-              </w:rPr>
-              <w:t>RS</w:t>
+              <w:t>Подать питание на печатную плату</w:t>
             </w:r>
             <w:r>
               <w:rPr>
@@ -2274,22 +2314,8 @@
                 <w:color w:val="000000" w:themeColor="text1"/>
                 <w:lang w:val="ru-RU"/>
               </w:rPr>
-              <w:t>-485 интерфейс (для последующей прошивки/</w:t>
-            </w:r>
-            <w:r>
-              <w:rPr>
-                <w:rFonts w:ascii="Proxima Nova Lt" w:hAnsi="Proxima Nova Lt"/>
-                <w:color w:val="000000" w:themeColor="text1"/>
-              </w:rPr>
-              <w:t>Modbus</w:t>
-            </w:r>
-            <w:r>
-              <w:rPr>
-                <w:rFonts w:ascii="Proxima Nova Lt" w:hAnsi="Proxima Nova Lt"/>
-                <w:color w:val="000000" w:themeColor="text1"/>
-                <w:lang w:val="ru-RU"/>
-              </w:rPr>
-              <w:t>-проверки)</w:t>
+              <w:tab/>
+              <w:t>VIN: 24 V</w:t>
             </w:r>
           </w:p>
         </w:tc>
@@ -2309,7 +2335,6 @@
               <w:right w:w="195" w:type="dxa"/>
             </w:tcMar>
             <w:vAlign w:val="center"/>
-            <w:hideMark/>
           </w:tcPr>
           <w:p>
             <w:pPr>
@@ -2318,31 +2343,9 @@
               <w:rPr>
                 <w:rFonts w:ascii="Proxima Nova Lt" w:hAnsi="Proxima Nova Lt"/>
                 <w:color w:val="000000" w:themeColor="text1"/>
+                <w:lang w:val="ru-RU"/>
               </w:rPr>
             </w:pPr>
-            <w:r>
-              <w:rPr>
-                <w:rFonts w:ascii="Proxima Nova Lt" w:hAnsi="Proxima Nova Lt"/>
-                <w:color w:val="000000" w:themeColor="text1"/>
-              </w:rPr>
-              <w:t xml:space="preserve">9600, 8N1, none, </w:t>
-            </w:r>
-            <w:proofErr w:type="spellStart"/>
-            <w:r>
-              <w:rPr>
-                <w:rFonts w:ascii="Proxima Nova Lt" w:hAnsi="Proxima Nova Lt"/>
-                <w:color w:val="000000" w:themeColor="text1"/>
-              </w:rPr>
-              <w:t>addr</w:t>
-            </w:r>
-            <w:proofErr w:type="spellEnd"/>
-            <w:r>
-              <w:rPr>
-                <w:rFonts w:ascii="Proxima Nova Lt" w:hAnsi="Proxima Nova Lt"/>
-                <w:color w:val="000000" w:themeColor="text1"/>
-              </w:rPr>
-              <w:t>=1</w:t>
-            </w:r>
           </w:p>
         </w:tc>
         <w:tc>
@@ -3735,6 +3738,11 @@
                   <w14:uncheckedState w14:val="2610" w14:font="MS Gothic"/>
                 </w14:checkbox>
               </w:sdtPr>
+              <w:sdtEndPr>
+                <w:rPr>
+                  <w:rStyle w:val="afff9"/>
+                </w:rPr>
+              </w:sdtEndPr>
               <w:sdtContent>
                 <w:r>
                   <w:rPr>
@@ -3846,6 +3854,11 @@
                   <w14:uncheckedState w14:val="2610" w14:font="MS Gothic"/>
                 </w14:checkbox>
               </w:sdtPr>
+              <w:sdtEndPr>
+                <w:rPr>
+                  <w:rStyle w:val="afff9"/>
+                </w:rPr>
+              </w:sdtEndPr>
               <w:sdtContent>
                 <w:r>
                   <w:rPr>
@@ -3902,15 +3915,6 @@
                 <w:szCs w:val="22"/>
               </w:rPr>
             </w:pPr>
-            <w:r>
-              <w:rPr>
-                <w:rFonts w:ascii="Proxima Nova Lt" w:hAnsi="Proxima Nova Lt"/>
-                <w:color w:val="auto"/>
-                <w:sz w:val="22"/>
-                <w:szCs w:val="22"/>
-              </w:rPr>
-              <w:t>I_LIMIT: ________</w:t>
-            </w:r>
           </w:p>
         </w:tc>
         <w:tc>
@@ -3938,6 +3942,11 @@
                   <w14:uncheckedState w14:val="2610" w14:font="MS Gothic"/>
                 </w14:checkbox>
               </w:sdtPr>
+              <w:sdtEndPr>
+                <w:rPr>
+                  <w:rStyle w:val="afff9"/>
+                </w:rPr>
+              </w:sdtEndPr>
               <w:sdtContent>
                 <w:r>
                   <w:rPr>
@@ -4036,15 +4045,6 @@
                 <w:szCs w:val="22"/>
               </w:rPr>
             </w:pPr>
-            <w:r>
-              <w:rPr>
-                <w:rFonts w:ascii="Proxima Nova Lt" w:hAnsi="Proxima Nova Lt"/>
-                <w:color w:val="auto"/>
-                <w:sz w:val="22"/>
-                <w:szCs w:val="22"/>
-              </w:rPr>
-              <w:t>Версия ПО: ________</w:t>
-            </w:r>
           </w:p>
         </w:tc>
         <w:tc>
@@ -4072,6 +4072,11 @@
                   <w14:uncheckedState w14:val="2610" w14:font="MS Gothic"/>
                 </w14:checkbox>
               </w:sdtPr>
+              <w:sdtEndPr>
+                <w:rPr>
+                  <w:rStyle w:val="afff9"/>
+                </w:rPr>
+              </w:sdtEndPr>
               <w:sdtContent>
                 <w:r>
                   <w:rPr>
@@ -4155,6 +4160,11 @@
                   <w14:uncheckedState w14:val="2610" w14:font="MS Gothic"/>
                 </w14:checkbox>
               </w:sdtPr>
+              <w:sdtEndPr>
+                <w:rPr>
+                  <w:rStyle w:val="afff9"/>
+                </w:rPr>
+              </w:sdtEndPr>
               <w:sdtContent>
                 <w:r>
                   <w:rPr>
@@ -4202,7 +4212,13 @@
               <w:rPr>
                 <w:sz w:val="22"/>
               </w:rPr>
-              <w:t xml:space="preserve"> RTU: FC03 чтение HR </w:t>
+              <w:t xml:space="preserve"> RTU: FC03 чтение </w:t>
+            </w:r>
+            <w:r>
+              <w:rPr>
+                <w:sz w:val="22"/>
+              </w:rPr>
+              <w:t xml:space="preserve">двух регистров </w:t>
             </w:r>
             <w:proofErr w:type="gramStart"/>
             <w:r>
@@ -4239,15 +4255,6 @@
                 <w:szCs w:val="22"/>
               </w:rPr>
             </w:pPr>
-            <w:r>
-              <w:rPr>
-                <w:rFonts w:ascii="Proxima Nova Lt" w:hAnsi="Proxima Nova Lt"/>
-                <w:color w:val="auto"/>
-                <w:sz w:val="22"/>
-                <w:szCs w:val="22"/>
-              </w:rPr>
-              <w:t>HR1: ________</w:t>
-            </w:r>
           </w:p>
         </w:tc>
         <w:tc>
@@ -4275,6 +4282,11 @@
                   <w14:uncheckedState w14:val="2610" w14:font="MS Gothic"/>
                 </w14:checkbox>
               </w:sdtPr>
+              <w:sdtEndPr>
+                <w:rPr>
+                  <w:rStyle w:val="afff9"/>
+                </w:rPr>
+              </w:sdtEndPr>
               <w:sdtContent>
                 <w:r>
                   <w:rPr>
@@ -4332,39 +4344,6 @@
                 <w:szCs w:val="22"/>
               </w:rPr>
             </w:pPr>
-            <w:r>
-              <w:rPr>
-                <w:rFonts w:ascii="Proxima Nova Lt" w:hAnsi="Proxima Nova Lt"/>
-                <w:color w:val="auto"/>
-                <w:sz w:val="22"/>
-                <w:szCs w:val="22"/>
-              </w:rPr>
-              <w:t>ΔT: ________ °C /</w:t>
-            </w:r>
-          </w:p>
-          <w:p>
-            <w:pPr>
-              <w:pStyle w:val="3"/>
-              <w:ind w:left="332" w:hanging="291"/>
-              <w:jc w:val="center"/>
-              <w:outlineLvl w:val="2"/>
-              <w:rPr>
-                <w:rFonts w:ascii="Proxima Nova Lt" w:hAnsi="Proxima Nova Lt"/>
-                <w:b/>
-                <w:color w:val="auto"/>
-                <w:sz w:val="22"/>
-                <w:szCs w:val="22"/>
-              </w:rPr>
-            </w:pPr>
-            <w:r>
-              <w:rPr>
-                <w:rFonts w:ascii="Proxima Nova Lt" w:hAnsi="Proxima Nova Lt"/>
-                <w:color w:val="auto"/>
-                <w:sz w:val="22"/>
-                <w:szCs w:val="22"/>
-              </w:rPr>
-              <w:t>t: ________ c</w:t>
-            </w:r>
           </w:p>
         </w:tc>
         <w:tc>
@@ -4392,6 +4371,11 @@
                   <w14:uncheckedState w14:val="2610" w14:font="MS Gothic"/>
                 </w14:checkbox>
               </w:sdtPr>
+              <w:sdtEndPr>
+                <w:rPr>
+                  <w:rStyle w:val="afff9"/>
+                </w:rPr>
+              </w:sdtEndPr>
               <w:sdtContent>
                 <w:r>
                   <w:rPr>
@@ -4459,7 +4443,7 @@
                 <w:color w:val="000000" w:themeColor="text1"/>
                 <w:sz w:val="22"/>
               </w:rPr>
-              <w:t>/сервисную утилиту: значение присутствует, не в насыщении, нет признаков обрыва/КЗ</w:t>
+              <w:t>: значение присутствует, не в насыщении, нет признаков обрыва/КЗ</w:t>
             </w:r>
           </w:p>
         </w:tc>
@@ -4509,6 +4493,11 @@
                   <w14:uncheckedState w14:val="2610" w14:font="MS Gothic"/>
                 </w14:checkbox>
               </w:sdtPr>
+              <w:sdtEndPr>
+                <w:rPr>
+                  <w:rStyle w:val="afff9"/>
+                </w:rPr>
+              </w:sdtEndPr>
               <w:sdtContent>
                 <w:r>
                   <w:rPr>
@@ -4541,7 +4530,14 @@
                 <w:color w:val="000000" w:themeColor="text1"/>
                 <w:sz w:val="22"/>
               </w:rPr>
-              <w:t>Итоговая оценка по результатам формы A1</w:t>
+              <w:t xml:space="preserve">Итоговая оценка по результатам </w:t>
+            </w:r>
+            <w:r>
+              <w:rPr>
+                <w:color w:val="000000" w:themeColor="text1"/>
+                <w:sz w:val="22"/>
+              </w:rPr>
+              <w:t>формы</w:t>
             </w:r>
           </w:p>
         </w:tc>
@@ -4591,6 +4587,11 @@
                   <w14:uncheckedState w14:val="2610" w14:font="MS Gothic"/>
                 </w14:checkbox>
               </w:sdtPr>
+              <w:sdtEndPr>
+                <w:rPr>
+                  <w:rStyle w:val="afff9"/>
+                </w:rPr>
+              </w:sdtEndPr>
               <w:sdtContent>
                 <w:r>
                   <w:rPr>
@@ -4699,7 +4700,6 @@
           <w:lang w:val="ru-RU"/>
         </w:rPr>
       </w:pPr>
-      <w:bookmarkStart w:id="0" w:name="_GoBack"/>
       <w:r>
         <w:rPr>
           <w:rFonts w:ascii="Proxima Nova Lt" w:hAnsi="Proxima Nova Lt"/>
@@ -4720,7 +4720,6 @@
         </w:rPr>
       </w:pPr>
       <w:bookmarkStart w:id="1" w:name="_Toc154772107"/>
-      <w:bookmarkEnd w:id="0"/>
       <w:r>
         <w:rPr>
           <w:lang w:val="ru-RU"/>
@@ -5180,12 +5179,8 @@
       </w:r>
     </w:p>
     <w:sectPr>
-      <w:headerReference w:type="even" r:id="rId8"/>
-      <w:headerReference w:type="default" r:id="rId9"/>
-      <w:footerReference w:type="even" r:id="rId10"/>
-      <w:footerReference w:type="default" r:id="rId11"/>
-      <w:headerReference w:type="first" r:id="rId12"/>
-      <w:footerReference w:type="first" r:id="rId13"/>
+      <w:headerReference w:type="default" r:id="rId8"/>
+      <w:footerReference w:type="default" r:id="rId9"/>
       <w:pgSz w:w="11906" w:h="16838"/>
       <w:pgMar w:top="2835" w:right="1133" w:bottom="993" w:left="1440" w:header="709" w:footer="0" w:gutter="0"/>
       <w:pgNumType w:start="1"/>
@@ -5221,16 +5216,6 @@
 </file>
 
 <file path=word/footer1.xml><?xml version="1.0" encoding="utf-8"?>
-<w:ftr xmlns:wpc="http://schemas.microsoft.com/office/word/2010/wordprocessingCanvas" xmlns:cx="http://schemas.microsoft.com/office/drawing/2014/chartex" xmlns:cx1="http://schemas.microsoft.com/office/drawing/2015/9/8/chartex" xmlns:cx2="http://schemas.microsoft.com/office/drawing/2015/10/21/chartex" xmlns:cx3="http://schemas.microsoft.com/office/drawing/2016/5/9/chartex" xmlns:cx4="http://schemas.microsoft.com/office/drawing/2016/5/10/chartex" xmlns:cx5="http://schemas.microsoft.com/office/drawing/2016/5/11/chartex" xmlns:cx6="http://schemas.microsoft.com/office/drawing/2016/5/12/chartex" xmlns:cx7="http://schemas.microsoft.com/office/drawing/2016/5/13/chartex" xmlns:cx8="http://schemas.microsoft.com/office/drawing/2016/5/14/chartex" xmlns:mc="http://schemas.openxmlformats.org/markup-compatibility/2006" xmlns:aink="http://schemas.microsoft.com/office/drawing/2016/ink" xmlns:am3d="http://schemas.microsoft.com/office/drawing/2017/model3d" xmlns:o="urn:schemas-microsoft-com:office:office" xmlns:r="http://schemas.openxmlformats.org/officeDocument/2006/relationships" xmlns:m="http://schemas.openxmlformats.org/officeDocument/2006/math" xmlns:v="urn:schemas-microsoft-com:vml" xmlns:wp14="http://schemas.microsoft.com/office/word/2010/wordprocessingDrawing" xmlns:wp="http://schemas.openxmlformats.org/drawingml/2006/wordprocessingDrawing" xmlns:w10="urn:schemas-microsoft-com:office:word" xmlns:w="http://schemas.openxmlformats.org/wordprocessingml/2006/main" xmlns:w14="http://schemas.microsoft.com/office/word/2010/wordml" xmlns:w15="http://schemas.microsoft.com/office/word/2012/wordml" xmlns:w16cex="http://schemas.microsoft.com/office/word/2018/wordml/cex" xmlns:w16cid="http://schemas.microsoft.com/office/word/2016/wordml/cid" xmlns:w16="http://schemas.microsoft.com/office/word/2018/wordml" xmlns:w16se="http://schemas.microsoft.com/office/word/2015/wordml/symex" xmlns:wpg="http://schemas.microsoft.com/office/word/2010/wordprocessingGroup" xmlns:wpi="http://schemas.microsoft.com/office/word/2010/wordprocessingInk" xmlns:wne="http://schemas.microsoft.com/office/word/2006/wordml" xmlns:wps="http://schemas.microsoft.com/office/word/2010/wordprocessingShape" mc:Ignorable="w14 w15 w16se w16cid w16 w16cex wp14">
-  <w:p>
-    <w:pPr>
-      <w:pStyle w:val="afff5"/>
-    </w:pPr>
-  </w:p>
-</w:ftr>
-</file>
-
-<file path=word/footer2.xml><?xml version="1.0" encoding="utf-8"?>
 <w:ftr xmlns:wpc="http://schemas.microsoft.com/office/word/2010/wordprocessingCanvas" xmlns:cx="http://schemas.microsoft.com/office/drawing/2014/chartex" xmlns:cx1="http://schemas.microsoft.com/office/drawing/2015/9/8/chartex" xmlns:cx2="http://schemas.microsoft.com/office/drawing/2015/10/21/chartex" xmlns:cx3="http://schemas.microsoft.com/office/drawing/2016/5/9/chartex" xmlns:cx4="http://schemas.microsoft.com/office/drawing/2016/5/10/chartex" xmlns:cx5="http://schemas.microsoft.com/office/drawing/2016/5/11/chartex" xmlns:cx6="http://schemas.microsoft.com/office/drawing/2016/5/12/chartex" xmlns:cx7="http://schemas.microsoft.com/office/drawing/2016/5/13/chartex" xmlns:cx8="http://schemas.microsoft.com/office/drawing/2016/5/14/chartex" xmlns:mc="http://schemas.openxmlformats.org/markup-compatibility/2006" xmlns:aink="http://schemas.microsoft.com/office/drawing/2016/ink" xmlns:am3d="http://schemas.microsoft.com/office/drawing/2017/model3d" xmlns:o="urn:schemas-microsoft-com:office:office" xmlns:r="http://schemas.openxmlformats.org/officeDocument/2006/relationships" xmlns:m="http://schemas.openxmlformats.org/officeDocument/2006/math" xmlns:v="urn:schemas-microsoft-com:vml" xmlns:wp14="http://schemas.microsoft.com/office/word/2010/wordprocessingDrawing" xmlns:wp="http://schemas.openxmlformats.org/drawingml/2006/wordprocessingDrawing" xmlns:w10="urn:schemas-microsoft-com:office:word" xmlns:w="http://schemas.openxmlformats.org/wordprocessingml/2006/main" xmlns:w14="http://schemas.microsoft.com/office/word/2010/wordml" xmlns:w15="http://schemas.microsoft.com/office/word/2012/wordml" xmlns:w16cex="http://schemas.microsoft.com/office/word/2018/wordml/cex" xmlns:w16cid="http://schemas.microsoft.com/office/word/2016/wordml/cid" xmlns:w16="http://schemas.microsoft.com/office/word/2018/wordml" xmlns:w16se="http://schemas.microsoft.com/office/word/2015/wordml/symex" xmlns:wpg="http://schemas.microsoft.com/office/word/2010/wordprocessingGroup" xmlns:wpi="http://schemas.microsoft.com/office/word/2010/wordprocessingInk" xmlns:wne="http://schemas.microsoft.com/office/word/2006/wordml" xmlns:wps="http://schemas.microsoft.com/office/word/2010/wordprocessingShape" mc:Ignorable="w14 w15 w16se w16cid w16 w16cex wp14">
   <w:p>
     <w:pPr>
@@ -5317,7 +5302,7 @@
             </wp:anchor>
           </w:drawing>
         </mc:Choice>
-        <mc:Fallback xmlns="">
+        <mc:Fallback>
           <w:pict>
             <v:line w14:anchorId="5B2C688C" id="Прямая соединительная линия 21" o:spid="_x0000_s1026" style="position:absolute;z-index:251661312;visibility:visible;mso-wrap-style:square;mso-width-percent:0;mso-wrap-distance-left:9pt;mso-wrap-distance-top:0;mso-wrap-distance-right:9pt;mso-wrap-distance-bottom:0;mso-position-horizontal:absolute;mso-position-horizontal-relative:text;mso-position-vertical:absolute;mso-position-vertical-relative:text;mso-width-percent:0;mso-width-relative:margin" from="-73pt,7.6pt" to="522pt,7.6pt" o:gfxdata="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" strokecolor="#1f497d" strokeweight="2pt">
               <v:shadow on="t" color="black" opacity="24903f" origin=",.5" offset="0,.55556mm"/>
@@ -5518,16 +5503,6 @@
 </w:ftr>
 </file>
 
-<file path=word/footer3.xml><?xml version="1.0" encoding="utf-8"?>
-<w:ftr xmlns:wpc="http://schemas.microsoft.com/office/word/2010/wordprocessingCanvas" xmlns:cx="http://schemas.microsoft.com/office/drawing/2014/chartex" xmlns:cx1="http://schemas.microsoft.com/office/drawing/2015/9/8/chartex" xmlns:cx2="http://schemas.microsoft.com/office/drawing/2015/10/21/chartex" xmlns:cx3="http://schemas.microsoft.com/office/drawing/2016/5/9/chartex" xmlns:cx4="http://schemas.microsoft.com/office/drawing/2016/5/10/chartex" xmlns:cx5="http://schemas.microsoft.com/office/drawing/2016/5/11/chartex" xmlns:cx6="http://schemas.microsoft.com/office/drawing/2016/5/12/chartex" xmlns:cx7="http://schemas.microsoft.com/office/drawing/2016/5/13/chartex" xmlns:cx8="http://schemas.microsoft.com/office/drawing/2016/5/14/chartex" xmlns:mc="http://schemas.openxmlformats.org/markup-compatibility/2006" xmlns:aink="http://schemas.microsoft.com/office/drawing/2016/ink" xmlns:am3d="http://schemas.microsoft.com/office/drawing/2017/model3d" xmlns:o="urn:schemas-microsoft-com:office:office" xmlns:r="http://schemas.openxmlformats.org/officeDocument/2006/relationships" xmlns:m="http://schemas.openxmlformats.org/officeDocument/2006/math" xmlns:v="urn:schemas-microsoft-com:vml" xmlns:wp14="http://schemas.microsoft.com/office/word/2010/wordprocessingDrawing" xmlns:wp="http://schemas.openxmlformats.org/drawingml/2006/wordprocessingDrawing" xmlns:w10="urn:schemas-microsoft-com:office:word" xmlns:w="http://schemas.openxmlformats.org/wordprocessingml/2006/main" xmlns:w14="http://schemas.microsoft.com/office/word/2010/wordml" xmlns:w15="http://schemas.microsoft.com/office/word/2012/wordml" xmlns:w16cex="http://schemas.microsoft.com/office/word/2018/wordml/cex" xmlns:w16cid="http://schemas.microsoft.com/office/word/2016/wordml/cid" xmlns:w16="http://schemas.microsoft.com/office/word/2018/wordml" xmlns:w16se="http://schemas.microsoft.com/office/word/2015/wordml/symex" xmlns:wpg="http://schemas.microsoft.com/office/word/2010/wordprocessingGroup" xmlns:wpi="http://schemas.microsoft.com/office/word/2010/wordprocessingInk" xmlns:wne="http://schemas.microsoft.com/office/word/2006/wordml" xmlns:wps="http://schemas.microsoft.com/office/word/2010/wordprocessingShape" mc:Ignorable="w14 w15 w16se w16cid w16 w16cex wp14">
-  <w:p>
-    <w:pPr>
-      <w:pStyle w:val="afff5"/>
-    </w:pPr>
-  </w:p>
-</w:ftr>
-</file>
-
 <file path=word/footnotes.xml><?xml version="1.0" encoding="utf-8"?>
 <w:footnotes xmlns:wpc="http://schemas.microsoft.com/office/word/2010/wordprocessingCanvas" xmlns:cx="http://schemas.microsoft.com/office/drawing/2014/chartex" xmlns:cx1="http://schemas.microsoft.com/office/drawing/2015/9/8/chartex" xmlns:cx2="http://schemas.microsoft.com/office/drawing/2015/10/21/chartex" xmlns:cx3="http://schemas.microsoft.com/office/drawing/2016/5/9/chartex" xmlns:cx4="http://schemas.microsoft.com/office/drawing/2016/5/10/chartex" xmlns:cx5="http://schemas.microsoft.com/office/drawing/2016/5/11/chartex" xmlns:cx6="http://schemas.microsoft.com/office/drawing/2016/5/12/chartex" xmlns:cx7="http://schemas.microsoft.com/office/drawing/2016/5/13/chartex" xmlns:cx8="http://schemas.microsoft.com/office/drawing/2016/5/14/chartex" xmlns:mc="http://schemas.openxmlformats.org/markup-compatibility/2006" xmlns:aink="http://schemas.microsoft.com/office/drawing/2016/ink" xmlns:am3d="http://schemas.microsoft.com/office/drawing/2017/model3d" xmlns:o="urn:schemas-microsoft-com:office:office" xmlns:r="http://schemas.openxmlformats.org/officeDocument/2006/relationships" xmlns:m="http://schemas.openxmlformats.org/officeDocument/2006/math" xmlns:v="urn:schemas-microsoft-com:vml" xmlns:wp14="http://schemas.microsoft.com/office/word/2010/wordprocessingDrawing" xmlns:wp="http://schemas.openxmlformats.org/drawingml/2006/wordprocessingDrawing" xmlns:w10="urn:schemas-microsoft-com:office:word" xmlns:w="http://schemas.openxmlformats.org/wordprocessingml/2006/main" xmlns:w14="http://schemas.microsoft.com/office/word/2010/wordml" xmlns:w15="http://schemas.microsoft.com/office/word/2012/wordml" xmlns:w16cex="http://schemas.microsoft.com/office/word/2018/wordml/cex" xmlns:w16cid="http://schemas.microsoft.com/office/word/2016/wordml/cid" xmlns:w16="http://schemas.microsoft.com/office/word/2018/wordml" xmlns:w16se="http://schemas.microsoft.com/office/word/2015/wordml/symex" xmlns:wpg="http://schemas.microsoft.com/office/word/2010/wordprocessingGroup" xmlns:wpi="http://schemas.microsoft.com/office/word/2010/wordprocessingInk" xmlns:wne="http://schemas.microsoft.com/office/word/2006/wordml" xmlns:wps="http://schemas.microsoft.com/office/word/2010/wordprocessingShape" mc:Ignorable="w14 w15 w16se w16cid w16 w16cex wp14">
   <w:footnote w:type="separator" w:id="-1">
@@ -5554,16 +5529,6 @@
 </file>
 
 <file path=word/header1.xml><?xml version="1.0" encoding="utf-8"?>
-<w:hdr xmlns:wpc="http://schemas.microsoft.com/office/word/2010/wordprocessingCanvas" xmlns:cx="http://schemas.microsoft.com/office/drawing/2014/chartex" xmlns:cx1="http://schemas.microsoft.com/office/drawing/2015/9/8/chartex" xmlns:cx2="http://schemas.microsoft.com/office/drawing/2015/10/21/chartex" xmlns:cx3="http://schemas.microsoft.com/office/drawing/2016/5/9/chartex" xmlns:cx4="http://schemas.microsoft.com/office/drawing/2016/5/10/chartex" xmlns:cx5="http://schemas.microsoft.com/office/drawing/2016/5/11/chartex" xmlns:cx6="http://schemas.microsoft.com/office/drawing/2016/5/12/chartex" xmlns:cx7="http://schemas.microsoft.com/office/drawing/2016/5/13/chartex" xmlns:cx8="http://schemas.microsoft.com/office/drawing/2016/5/14/chartex" xmlns:mc="http://schemas.openxmlformats.org/markup-compatibility/2006" xmlns:aink="http://schemas.microsoft.com/office/drawing/2016/ink" xmlns:am3d="http://schemas.microsoft.com/office/drawing/2017/model3d" xmlns:o="urn:schemas-microsoft-com:office:office" xmlns:r="http://schemas.openxmlformats.org/officeDocument/2006/relationships" xmlns:m="http://schemas.openxmlformats.org/officeDocument/2006/math" xmlns:v="urn:schemas-microsoft-com:vml" xmlns:wp14="http://schemas.microsoft.com/office/word/2010/wordprocessingDrawing" xmlns:wp="http://schemas.openxmlformats.org/drawingml/2006/wordprocessingDrawing" xmlns:w10="urn:schemas-microsoft-com:office:word" xmlns:w="http://schemas.openxmlformats.org/wordprocessingml/2006/main" xmlns:w14="http://schemas.microsoft.com/office/word/2010/wordml" xmlns:w15="http://schemas.microsoft.com/office/word/2012/wordml" xmlns:w16cex="http://schemas.microsoft.com/office/word/2018/wordml/cex" xmlns:w16cid="http://schemas.microsoft.com/office/word/2016/wordml/cid" xmlns:w16="http://schemas.microsoft.com/office/word/2018/wordml" xmlns:w16se="http://schemas.microsoft.com/office/word/2015/wordml/symex" xmlns:wpg="http://schemas.microsoft.com/office/word/2010/wordprocessingGroup" xmlns:wpi="http://schemas.microsoft.com/office/word/2010/wordprocessingInk" xmlns:wne="http://schemas.microsoft.com/office/word/2006/wordml" xmlns:wps="http://schemas.microsoft.com/office/word/2010/wordprocessingShape" mc:Ignorable="w14 w15 w16se w16cid w16 w16cex wp14">
-  <w:p>
-    <w:pPr>
-      <w:pStyle w:val="afff3"/>
-    </w:pPr>
-  </w:p>
-</w:hdr>
-</file>
-
-<file path=word/header2.xml><?xml version="1.0" encoding="utf-8"?>
 <w:hdr xmlns:wpc="http://schemas.microsoft.com/office/word/2010/wordprocessingCanvas" xmlns:cx="http://schemas.microsoft.com/office/drawing/2014/chartex" xmlns:cx1="http://schemas.microsoft.com/office/drawing/2015/9/8/chartex" xmlns:cx2="http://schemas.microsoft.com/office/drawing/2015/10/21/chartex" xmlns:cx3="http://schemas.microsoft.com/office/drawing/2016/5/9/chartex" xmlns:cx4="http://schemas.microsoft.com/office/drawing/2016/5/10/chartex" xmlns:cx5="http://schemas.microsoft.com/office/drawing/2016/5/11/chartex" xmlns:cx6="http://schemas.microsoft.com/office/drawing/2016/5/12/chartex" xmlns:cx7="http://schemas.microsoft.com/office/drawing/2016/5/13/chartex" xmlns:cx8="http://schemas.microsoft.com/office/drawing/2016/5/14/chartex" xmlns:mc="http://schemas.openxmlformats.org/markup-compatibility/2006" xmlns:aink="http://schemas.microsoft.com/office/drawing/2016/ink" xmlns:am3d="http://schemas.microsoft.com/office/drawing/2017/model3d" xmlns:o="urn:schemas-microsoft-com:office:office" xmlns:r="http://schemas.openxmlformats.org/officeDocument/2006/relationships" xmlns:m="http://schemas.openxmlformats.org/officeDocument/2006/math" xmlns:v="urn:schemas-microsoft-com:vml" xmlns:wp14="http://schemas.microsoft.com/office/word/2010/wordprocessingDrawing" xmlns:wp="http://schemas.openxmlformats.org/drawingml/2006/wordprocessingDrawing" xmlns:w10="urn:schemas-microsoft-com:office:word" xmlns:w="http://schemas.openxmlformats.org/wordprocessingml/2006/main" xmlns:w14="http://schemas.microsoft.com/office/word/2010/wordml" xmlns:w15="http://schemas.microsoft.com/office/word/2012/wordml" xmlns:w16cex="http://schemas.microsoft.com/office/word/2018/wordml/cex" xmlns:w16cid="http://schemas.microsoft.com/office/word/2016/wordml/cid" xmlns:w16="http://schemas.microsoft.com/office/word/2018/wordml" xmlns:w16se="http://schemas.microsoft.com/office/word/2015/wordml/symex" xmlns:wpg="http://schemas.microsoft.com/office/word/2010/wordprocessingGroup" xmlns:wpi="http://schemas.microsoft.com/office/word/2010/wordprocessingInk" xmlns:wne="http://schemas.microsoft.com/office/word/2006/wordml" xmlns:wps="http://schemas.microsoft.com/office/word/2010/wordprocessingShape" mc:Ignorable="w14 w15 w16se w16cid w16 w16cex wp14">
   <w:p>
     <w:pPr>
@@ -6291,16 +6256,6 @@
 </w:hdr>
 </file>
 
-<file path=word/header3.xml><?xml version="1.0" encoding="utf-8"?>
-<w:hdr xmlns:wpc="http://schemas.microsoft.com/office/word/2010/wordprocessingCanvas" xmlns:cx="http://schemas.microsoft.com/office/drawing/2014/chartex" xmlns:cx1="http://schemas.microsoft.com/office/drawing/2015/9/8/chartex" xmlns:cx2="http://schemas.microsoft.com/office/drawing/2015/10/21/chartex" xmlns:cx3="http://schemas.microsoft.com/office/drawing/2016/5/9/chartex" xmlns:cx4="http://schemas.microsoft.com/office/drawing/2016/5/10/chartex" xmlns:cx5="http://schemas.microsoft.com/office/drawing/2016/5/11/chartex" xmlns:cx6="http://schemas.microsoft.com/office/drawing/2016/5/12/chartex" xmlns:cx7="http://schemas.microsoft.com/office/drawing/2016/5/13/chartex" xmlns:cx8="http://schemas.microsoft.com/office/drawing/2016/5/14/chartex" xmlns:mc="http://schemas.openxmlformats.org/markup-compatibility/2006" xmlns:aink="http://schemas.microsoft.com/office/drawing/2016/ink" xmlns:am3d="http://schemas.microsoft.com/office/drawing/2017/model3d" xmlns:o="urn:schemas-microsoft-com:office:office" xmlns:r="http://schemas.openxmlformats.org/officeDocument/2006/relationships" xmlns:m="http://schemas.openxmlformats.org/officeDocument/2006/math" xmlns:v="urn:schemas-microsoft-com:vml" xmlns:wp14="http://schemas.microsoft.com/office/word/2010/wordprocessingDrawing" xmlns:wp="http://schemas.openxmlformats.org/drawingml/2006/wordprocessingDrawing" xmlns:w10="urn:schemas-microsoft-com:office:word" xmlns:w="http://schemas.openxmlformats.org/wordprocessingml/2006/main" xmlns:w14="http://schemas.microsoft.com/office/word/2010/wordml" xmlns:w15="http://schemas.microsoft.com/office/word/2012/wordml" xmlns:w16cex="http://schemas.microsoft.com/office/word/2018/wordml/cex" xmlns:w16cid="http://schemas.microsoft.com/office/word/2016/wordml/cid" xmlns:w16="http://schemas.microsoft.com/office/word/2018/wordml" xmlns:w16se="http://schemas.microsoft.com/office/word/2015/wordml/symex" xmlns:wpg="http://schemas.microsoft.com/office/word/2010/wordprocessingGroup" xmlns:wpi="http://schemas.microsoft.com/office/word/2010/wordprocessingInk" xmlns:wne="http://schemas.microsoft.com/office/word/2006/wordml" xmlns:wps="http://schemas.microsoft.com/office/word/2010/wordprocessingShape" mc:Ignorable="w14 w15 w16se w16cid w16 w16cex wp14">
-  <w:p>
-    <w:pPr>
-      <w:pStyle w:val="afff3"/>
-    </w:pPr>
-  </w:p>
-</w:hdr>
-</file>
-
 <file path=word/numbering.xml><?xml version="1.0" encoding="utf-8"?>
 <w:numbering xmlns:wpc="http://schemas.microsoft.com/office/word/2010/wordprocessingCanvas" xmlns:cx="http://schemas.microsoft.com/office/drawing/2014/chartex" xmlns:cx1="http://schemas.microsoft.com/office/drawing/2015/9/8/chartex" xmlns:cx2="http://schemas.microsoft.com/office/drawing/2015/10/21/chartex" xmlns:cx3="http://schemas.microsoft.com/office/drawing/2016/5/9/chartex" xmlns:cx4="http://schemas.microsoft.com/office/drawing/2016/5/10/chartex" xmlns:cx5="http://schemas.microsoft.com/office/drawing/2016/5/11/chartex" xmlns:cx6="http://schemas.microsoft.com/office/drawing/2016/5/12/chartex" xmlns:cx7="http://schemas.microsoft.com/office/drawing/2016/5/13/chartex" xmlns:cx8="http://schemas.microsoft.com/office/drawing/2016/5/14/chartex" xmlns:mc="http://schemas.openxmlformats.org/markup-compatibility/2006" xmlns:aink="http://schemas.microsoft.com/office/drawing/2016/ink" xmlns:am3d="http://schemas.microsoft.com/office/drawing/2017/model3d" xmlns:o="urn:schemas-microsoft-com:office:office" xmlns:r="http://schemas.openxmlformats.org/officeDocument/2006/relationships" xmlns:m="http://schemas.openxmlformats.org/officeDocument/2006/math" xmlns:v="urn:schemas-microsoft-com:vml" xmlns:wp14="http://schemas.microsoft.com/office/word/2010/wordprocessingDrawing" xmlns:wp="http://schemas.openxmlformats.org/drawingml/2006/wordprocessingDrawing" xmlns:w10="urn:schemas-microsoft-com:office:word" xmlns:w="http://schemas.openxmlformats.org/wordprocessingml/2006/main" xmlns:w14="http://schemas.microsoft.com/office/word/2010/wordml" xmlns:w15="http://schemas.microsoft.com/office/word/2012/wordml" xmlns:w16cex="http://schemas.microsoft.com/office/word/2018/wordml/cex" xmlns:w16cid="http://schemas.microsoft.com/office/word/2016/wordml/cid" xmlns:w16="http://schemas.microsoft.com/office/word/2018/wordml" xmlns:w16se="http://schemas.microsoft.com/office/word/2015/wordml/symex" xmlns:wpg="http://schemas.microsoft.com/office/word/2010/wordprocessingGroup" xmlns:wpi="http://schemas.microsoft.com/office/word/2010/wordprocessingInk" xmlns:wne="http://schemas.microsoft.com/office/word/2006/wordml" xmlns:wps="http://schemas.microsoft.com/office/word/2010/wordprocessingShape" mc:Ignorable="w14 w15 w16se w16cid w16 w16cex wp14">
   <w:abstractNum w:abstractNumId="0" w15:restartNumberingAfterBreak="0">
@@ -12734,7 +12689,7 @@
 </file>
 
 <file path=customXml/itemProps1.xml><?xml version="1.0" encoding="utf-8"?>
-<ds:datastoreItem xmlns:ds="http://schemas.openxmlformats.org/officeDocument/2006/customXml" ds:itemID="{6924145E-4F82-42BB-BFA8-18E8E2B116A3}">
+<ds:datastoreItem xmlns:ds="http://schemas.openxmlformats.org/officeDocument/2006/customXml" ds:itemID="{B542F013-429A-47FA-9E1F-7DC159A2F177}">
   <ds:schemaRefs>
     <ds:schemaRef ds:uri="http://schemas.openxmlformats.org/officeDocument/2006/bibliography"/>
   </ds:schemaRefs>
